--- a/LeetCodeQuestions.docx
+++ b/LeetCodeQuestions.docx
@@ -43,6 +43,7 @@
         </w:rPr>
         <w:t>Given an array of integers </w:t>
       </w:r>
+      <w:proofErr w:type="spellStart"/>
       <w:r>
         <w:rPr>
           <w:rFonts w:ascii="Courier New" w:eastAsia="Times New Roman" w:hAnsi="Courier New" w:cs="Courier New"/>
@@ -53,6 +54,7 @@
         </w:rPr>
         <w:t>nums</w:t>
       </w:r>
+      <w:proofErr w:type="spellEnd"/>
       <w:r>
         <w:rPr>
           <w:rFonts w:ascii="Segoe UI" w:eastAsia="Times New Roman" w:hAnsi="Segoe UI" w:cs="Segoe UI"/>
@@ -141,6 +143,7 @@
         </w:rPr>
         <w:t> in </w:t>
       </w:r>
+      <w:proofErr w:type="spellStart"/>
       <w:r>
         <w:rPr>
           <w:rFonts w:ascii="Courier New" w:eastAsia="Times New Roman" w:hAnsi="Courier New" w:cs="Courier New"/>
@@ -151,6 +154,7 @@
         </w:rPr>
         <w:t>nums</w:t>
       </w:r>
+      <w:proofErr w:type="spellEnd"/>
       <w:r>
         <w:rPr>
           <w:rFonts w:ascii="Segoe UI" w:eastAsia="Times New Roman" w:hAnsi="Segoe UI" w:cs="Segoe UI"/>
@@ -272,7 +276,27 @@
           <w:sz w:val="20"/>
           <w:szCs w:val="20"/>
         </w:rPr>
-        <w:t xml:space="preserve"> nums = [1,3,4,2,2]</w:t>
+        <w:t xml:space="preserve"> </w:t>
+      </w:r>
+      <w:proofErr w:type="spellStart"/>
+      <w:r>
+        <w:rPr>
+          <w:rFonts w:ascii="Consolas" w:eastAsia="Times New Roman" w:hAnsi="Consolas" w:cs="Courier New"/>
+          <w:color w:val="263238"/>
+          <w:sz w:val="20"/>
+          <w:szCs w:val="20"/>
+        </w:rPr>
+        <w:t>nums</w:t>
+      </w:r>
+      <w:proofErr w:type="spellEnd"/>
+      <w:r>
+        <w:rPr>
+          <w:rFonts w:ascii="Consolas" w:eastAsia="Times New Roman" w:hAnsi="Consolas" w:cs="Courier New"/>
+          <w:color w:val="263238"/>
+          <w:sz w:val="20"/>
+          <w:szCs w:val="20"/>
+        </w:rPr>
+        <w:t xml:space="preserve"> = [1,3,4,2,2]</w:t>
       </w:r>
     </w:p>
     <w:p>
@@ -395,7 +419,27 @@
           <w:sz w:val="20"/>
           <w:szCs w:val="20"/>
         </w:rPr>
-        <w:t xml:space="preserve"> nums = [3,1,3,4,2]</w:t>
+        <w:t xml:space="preserve"> </w:t>
+      </w:r>
+      <w:proofErr w:type="spellStart"/>
+      <w:r>
+        <w:rPr>
+          <w:rFonts w:ascii="Consolas" w:eastAsia="Times New Roman" w:hAnsi="Consolas" w:cs="Courier New"/>
+          <w:color w:val="263238"/>
+          <w:sz w:val="20"/>
+          <w:szCs w:val="20"/>
+        </w:rPr>
+        <w:t>nums</w:t>
+      </w:r>
+      <w:proofErr w:type="spellEnd"/>
+      <w:r>
+        <w:rPr>
+          <w:rFonts w:ascii="Consolas" w:eastAsia="Times New Roman" w:hAnsi="Consolas" w:cs="Courier New"/>
+          <w:color w:val="263238"/>
+          <w:sz w:val="20"/>
+          <w:szCs w:val="20"/>
+        </w:rPr>
+        <w:t xml:space="preserve"> = [3,1,3,4,2]</w:t>
       </w:r>
     </w:p>
     <w:p>
@@ -518,7 +562,27 @@
           <w:sz w:val="20"/>
           <w:szCs w:val="20"/>
         </w:rPr>
-        <w:t xml:space="preserve"> nums = [1,1]</w:t>
+        <w:t xml:space="preserve"> </w:t>
+      </w:r>
+      <w:proofErr w:type="spellStart"/>
+      <w:r>
+        <w:rPr>
+          <w:rFonts w:ascii="Consolas" w:eastAsia="Times New Roman" w:hAnsi="Consolas" w:cs="Courier New"/>
+          <w:color w:val="263238"/>
+          <w:sz w:val="20"/>
+          <w:szCs w:val="20"/>
+        </w:rPr>
+        <w:t>nums</w:t>
+      </w:r>
+      <w:proofErr w:type="spellEnd"/>
+      <w:r>
+        <w:rPr>
+          <w:rFonts w:ascii="Consolas" w:eastAsia="Times New Roman" w:hAnsi="Consolas" w:cs="Courier New"/>
+          <w:color w:val="263238"/>
+          <w:sz w:val="20"/>
+          <w:szCs w:val="20"/>
+        </w:rPr>
+        <w:t xml:space="preserve"> = [1,1]</w:t>
       </w:r>
     </w:p>
     <w:p>
@@ -641,7 +705,27 @@
           <w:sz w:val="20"/>
           <w:szCs w:val="20"/>
         </w:rPr>
-        <w:t xml:space="preserve"> nums = [1,1,2]</w:t>
+        <w:t xml:space="preserve"> </w:t>
+      </w:r>
+      <w:proofErr w:type="spellStart"/>
+      <w:r>
+        <w:rPr>
+          <w:rFonts w:ascii="Consolas" w:eastAsia="Times New Roman" w:hAnsi="Consolas" w:cs="Courier New"/>
+          <w:color w:val="263238"/>
+          <w:sz w:val="20"/>
+          <w:szCs w:val="20"/>
+        </w:rPr>
+        <w:t>nums</w:t>
+      </w:r>
+      <w:proofErr w:type="spellEnd"/>
+      <w:r>
+        <w:rPr>
+          <w:rFonts w:ascii="Consolas" w:eastAsia="Times New Roman" w:hAnsi="Consolas" w:cs="Courier New"/>
+          <w:color w:val="263238"/>
+          <w:sz w:val="20"/>
+          <w:szCs w:val="20"/>
+        </w:rPr>
+        <w:t xml:space="preserve"> = [1,1,2]</w:t>
       </w:r>
     </w:p>
     <w:p>
@@ -790,6 +874,7 @@
           <w:szCs w:val="21"/>
         </w:rPr>
       </w:pPr>
+      <w:proofErr w:type="spellStart"/>
       <w:r>
         <w:rPr>
           <w:rFonts w:ascii="Courier New" w:eastAsia="Times New Roman" w:hAnsi="Courier New" w:cs="Courier New"/>
@@ -798,7 +883,18 @@
           <w:szCs w:val="20"/>
           <w:shd w:val="clear" w:color="auto" w:fill="F7F9FA"/>
         </w:rPr>
-        <w:t>nums.length == n + 1</w:t>
+        <w:t>nums.length</w:t>
+      </w:r>
+      <w:proofErr w:type="spellEnd"/>
+      <w:r>
+        <w:rPr>
+          <w:rFonts w:ascii="Courier New" w:eastAsia="Times New Roman" w:hAnsi="Courier New" w:cs="Courier New"/>
+          <w:color w:val="546E7A"/>
+          <w:sz w:val="20"/>
+          <w:szCs w:val="20"/>
+          <w:shd w:val="clear" w:color="auto" w:fill="F7F9FA"/>
+        </w:rPr>
+        <w:t xml:space="preserve"> == n + 1</w:t>
       </w:r>
     </w:p>
     <w:p>
@@ -824,7 +920,51 @@
           <w:szCs w:val="20"/>
           <w:shd w:val="clear" w:color="auto" w:fill="F7F9FA"/>
         </w:rPr>
-        <w:t>1 &lt;= nums[i] &lt;= n</w:t>
+        <w:t xml:space="preserve">1 &lt;= </w:t>
+      </w:r>
+      <w:proofErr w:type="spellStart"/>
+      <w:r>
+        <w:rPr>
+          <w:rFonts w:ascii="Courier New" w:eastAsia="Times New Roman" w:hAnsi="Courier New" w:cs="Courier New"/>
+          <w:color w:val="546E7A"/>
+          <w:sz w:val="20"/>
+          <w:szCs w:val="20"/>
+          <w:shd w:val="clear" w:color="auto" w:fill="F7F9FA"/>
+        </w:rPr>
+        <w:t>nums</w:t>
+      </w:r>
+      <w:proofErr w:type="spellEnd"/>
+      <w:r>
+        <w:rPr>
+          <w:rFonts w:ascii="Courier New" w:eastAsia="Times New Roman" w:hAnsi="Courier New" w:cs="Courier New"/>
+          <w:color w:val="546E7A"/>
+          <w:sz w:val="20"/>
+          <w:szCs w:val="20"/>
+          <w:shd w:val="clear" w:color="auto" w:fill="F7F9FA"/>
+        </w:rPr>
+        <w:t>[</w:t>
+      </w:r>
+      <w:proofErr w:type="spellStart"/>
+      <w:r>
+        <w:rPr>
+          <w:rFonts w:ascii="Courier New" w:eastAsia="Times New Roman" w:hAnsi="Courier New" w:cs="Courier New"/>
+          <w:color w:val="546E7A"/>
+          <w:sz w:val="20"/>
+          <w:szCs w:val="20"/>
+          <w:shd w:val="clear" w:color="auto" w:fill="F7F9FA"/>
+        </w:rPr>
+        <w:t>i</w:t>
+      </w:r>
+      <w:proofErr w:type="spellEnd"/>
+      <w:r>
+        <w:rPr>
+          <w:rFonts w:ascii="Courier New" w:eastAsia="Times New Roman" w:hAnsi="Courier New" w:cs="Courier New"/>
+          <w:color w:val="546E7A"/>
+          <w:sz w:val="20"/>
+          <w:szCs w:val="20"/>
+          <w:shd w:val="clear" w:color="auto" w:fill="F7F9FA"/>
+        </w:rPr>
+        <w:t>] &lt;= n</w:t>
       </w:r>
     </w:p>
     <w:p>
@@ -851,6 +991,7 @@
         </w:rPr>
         <w:t>All the integers in </w:t>
       </w:r>
+      <w:proofErr w:type="spellStart"/>
       <w:r>
         <w:rPr>
           <w:rFonts w:ascii="Courier New" w:eastAsia="Times New Roman" w:hAnsi="Courier New" w:cs="Courier New"/>
@@ -861,6 +1002,7 @@
         </w:rPr>
         <w:t>nums</w:t>
       </w:r>
+      <w:proofErr w:type="spellEnd"/>
       <w:r>
         <w:rPr>
           <w:rFonts w:ascii="Segoe UI" w:eastAsia="Times New Roman" w:hAnsi="Segoe UI" w:cs="Segoe UI"/>
@@ -999,6 +1141,7 @@
         </w:rPr>
         <w:t>How can we prove that at least one duplicate number must exist in </w:t>
       </w:r>
+      <w:proofErr w:type="spellStart"/>
       <w:r>
         <w:rPr>
           <w:rFonts w:ascii="Courier New" w:eastAsia="Times New Roman" w:hAnsi="Courier New" w:cs="Courier New"/>
@@ -1009,6 +1152,7 @@
         </w:rPr>
         <w:t>nums</w:t>
       </w:r>
+      <w:proofErr w:type="spellEnd"/>
       <w:r>
         <w:rPr>
           <w:rFonts w:ascii="Segoe UI" w:eastAsia="Times New Roman" w:hAnsi="Segoe UI" w:cs="Segoe UI"/>
@@ -1063,6 +1207,7 @@
         </w:rPr>
         <w:t> modifying the array </w:t>
       </w:r>
+      <w:proofErr w:type="spellStart"/>
       <w:r>
         <w:rPr>
           <w:rFonts w:ascii="Courier New" w:eastAsia="Times New Roman" w:hAnsi="Courier New" w:cs="Courier New"/>
@@ -1073,6 +1218,7 @@
         </w:rPr>
         <w:t>nums</w:t>
       </w:r>
+      <w:proofErr w:type="spellEnd"/>
       <w:r>
         <w:rPr>
           <w:rFonts w:ascii="Segoe UI" w:eastAsia="Times New Roman" w:hAnsi="Segoe UI" w:cs="Segoe UI"/>
@@ -1224,13 +1370,23 @@
           <w:szCs w:val="21"/>
         </w:rPr>
       </w:pPr>
-      <w:r>
-        <w:rPr>
-          <w:rFonts w:ascii="Segoe UI" w:hAnsi="Segoe UI" w:cs="Segoe UI"/>
-          <w:sz w:val="21"/>
-          <w:szCs w:val="21"/>
-        </w:rPr>
-        <w:t>MyFirstApproach:</w:t>
+      <w:proofErr w:type="spellStart"/>
+      <w:r>
+        <w:rPr>
+          <w:rFonts w:ascii="Segoe UI" w:hAnsi="Segoe UI" w:cs="Segoe UI"/>
+          <w:sz w:val="21"/>
+          <w:szCs w:val="21"/>
+        </w:rPr>
+        <w:t>MyFirstApproach</w:t>
+      </w:r>
+      <w:proofErr w:type="spellEnd"/>
+      <w:r>
+        <w:rPr>
+          <w:rFonts w:ascii="Segoe UI" w:hAnsi="Segoe UI" w:cs="Segoe UI"/>
+          <w:sz w:val="21"/>
+          <w:szCs w:val="21"/>
+        </w:rPr>
+        <w:t>:</w:t>
       </w:r>
     </w:p>
     <w:p>
@@ -1250,7 +1406,43 @@
           <w:sz w:val="21"/>
           <w:szCs w:val="21"/>
         </w:rPr>
-        <w:t>int findDuplicate(vector&lt;int&gt;&amp; nums) {</w:t>
+        <w:t xml:space="preserve">int </w:t>
+      </w:r>
+      <w:proofErr w:type="spellStart"/>
+      <w:r>
+        <w:rPr>
+          <w:rFonts w:ascii="Segoe UI" w:hAnsi="Segoe UI" w:cs="Segoe UI"/>
+          <w:sz w:val="21"/>
+          <w:szCs w:val="21"/>
+        </w:rPr>
+        <w:t>findDuplicate</w:t>
+      </w:r>
+      <w:proofErr w:type="spellEnd"/>
+      <w:r>
+        <w:rPr>
+          <w:rFonts w:ascii="Segoe UI" w:hAnsi="Segoe UI" w:cs="Segoe UI"/>
+          <w:sz w:val="21"/>
+          <w:szCs w:val="21"/>
+        </w:rPr>
+        <w:t xml:space="preserve">(vector&lt;int&gt;&amp; </w:t>
+      </w:r>
+      <w:proofErr w:type="spellStart"/>
+      <w:r>
+        <w:rPr>
+          <w:rFonts w:ascii="Segoe UI" w:hAnsi="Segoe UI" w:cs="Segoe UI"/>
+          <w:sz w:val="21"/>
+          <w:szCs w:val="21"/>
+        </w:rPr>
+        <w:t>nums</w:t>
+      </w:r>
+      <w:proofErr w:type="spellEnd"/>
+      <w:r>
+        <w:rPr>
+          <w:rFonts w:ascii="Segoe UI" w:hAnsi="Segoe UI" w:cs="Segoe UI"/>
+          <w:sz w:val="21"/>
+          <w:szCs w:val="21"/>
+        </w:rPr>
+        <w:t>) {</w:t>
       </w:r>
     </w:p>
     <w:p>
@@ -1270,7 +1462,25 @@
           <w:sz w:val="21"/>
           <w:szCs w:val="21"/>
         </w:rPr>
-        <w:t xml:space="preserve">        int ans;</w:t>
+        <w:t xml:space="preserve">        int </w:t>
+      </w:r>
+      <w:proofErr w:type="spellStart"/>
+      <w:r>
+        <w:rPr>
+          <w:rFonts w:ascii="Segoe UI" w:hAnsi="Segoe UI" w:cs="Segoe UI"/>
+          <w:sz w:val="21"/>
+          <w:szCs w:val="21"/>
+        </w:rPr>
+        <w:t>ans</w:t>
+      </w:r>
+      <w:proofErr w:type="spellEnd"/>
+      <w:r>
+        <w:rPr>
+          <w:rFonts w:ascii="Segoe UI" w:hAnsi="Segoe UI" w:cs="Segoe UI"/>
+          <w:sz w:val="21"/>
+          <w:szCs w:val="21"/>
+        </w:rPr>
+        <w:t>;</w:t>
       </w:r>
     </w:p>
     <w:p>
@@ -1290,7 +1500,43 @@
           <w:sz w:val="21"/>
           <w:szCs w:val="21"/>
         </w:rPr>
-        <w:t xml:space="preserve">        sort(nums.begin(),nums.end());</w:t>
+        <w:t xml:space="preserve">        sort(</w:t>
+      </w:r>
+      <w:proofErr w:type="spellStart"/>
+      <w:r>
+        <w:rPr>
+          <w:rFonts w:ascii="Segoe UI" w:hAnsi="Segoe UI" w:cs="Segoe UI"/>
+          <w:sz w:val="21"/>
+          <w:szCs w:val="21"/>
+        </w:rPr>
+        <w:t>nums.begin</w:t>
+      </w:r>
+      <w:proofErr w:type="spellEnd"/>
+      <w:r>
+        <w:rPr>
+          <w:rFonts w:ascii="Segoe UI" w:hAnsi="Segoe UI" w:cs="Segoe UI"/>
+          <w:sz w:val="21"/>
+          <w:szCs w:val="21"/>
+        </w:rPr>
+        <w:t>(),</w:t>
+      </w:r>
+      <w:proofErr w:type="spellStart"/>
+      <w:r>
+        <w:rPr>
+          <w:rFonts w:ascii="Segoe UI" w:hAnsi="Segoe UI" w:cs="Segoe UI"/>
+          <w:sz w:val="21"/>
+          <w:szCs w:val="21"/>
+        </w:rPr>
+        <w:t>nums.end</w:t>
+      </w:r>
+      <w:proofErr w:type="spellEnd"/>
+      <w:r>
+        <w:rPr>
+          <w:rFonts w:ascii="Segoe UI" w:hAnsi="Segoe UI" w:cs="Segoe UI"/>
+          <w:sz w:val="21"/>
+          <w:szCs w:val="21"/>
+        </w:rPr>
+        <w:t>());</w:t>
       </w:r>
     </w:p>
     <w:p>
@@ -1310,7 +1556,43 @@
           <w:sz w:val="21"/>
           <w:szCs w:val="21"/>
         </w:rPr>
-        <w:t xml:space="preserve">        for(int i =0;i&lt;nums.size()-1;i++){</w:t>
+        <w:t xml:space="preserve">        for(int </w:t>
+      </w:r>
+      <w:proofErr w:type="spellStart"/>
+      <w:r>
+        <w:rPr>
+          <w:rFonts w:ascii="Segoe UI" w:hAnsi="Segoe UI" w:cs="Segoe UI"/>
+          <w:sz w:val="21"/>
+          <w:szCs w:val="21"/>
+        </w:rPr>
+        <w:t>i</w:t>
+      </w:r>
+      <w:proofErr w:type="spellEnd"/>
+      <w:r>
+        <w:rPr>
+          <w:rFonts w:ascii="Segoe UI" w:hAnsi="Segoe UI" w:cs="Segoe UI"/>
+          <w:sz w:val="21"/>
+          <w:szCs w:val="21"/>
+        </w:rPr>
+        <w:t xml:space="preserve"> =0;i&lt;</w:t>
+      </w:r>
+      <w:proofErr w:type="spellStart"/>
+      <w:r>
+        <w:rPr>
+          <w:rFonts w:ascii="Segoe UI" w:hAnsi="Segoe UI" w:cs="Segoe UI"/>
+          <w:sz w:val="21"/>
+          <w:szCs w:val="21"/>
+        </w:rPr>
+        <w:t>nums.size</w:t>
+      </w:r>
+      <w:proofErr w:type="spellEnd"/>
+      <w:r>
+        <w:rPr>
+          <w:rFonts w:ascii="Segoe UI" w:hAnsi="Segoe UI" w:cs="Segoe UI"/>
+          <w:sz w:val="21"/>
+          <w:szCs w:val="21"/>
+        </w:rPr>
+        <w:t>()-1;i++){</w:t>
       </w:r>
     </w:p>
     <w:p>
@@ -1330,7 +1612,61 @@
           <w:sz w:val="21"/>
           <w:szCs w:val="21"/>
         </w:rPr>
-        <w:t xml:space="preserve">            if(nums[i]==nums[i+1]){</w:t>
+        <w:t xml:space="preserve">            if(</w:t>
+      </w:r>
+      <w:proofErr w:type="spellStart"/>
+      <w:r>
+        <w:rPr>
+          <w:rFonts w:ascii="Segoe UI" w:hAnsi="Segoe UI" w:cs="Segoe UI"/>
+          <w:sz w:val="21"/>
+          <w:szCs w:val="21"/>
+        </w:rPr>
+        <w:t>nums</w:t>
+      </w:r>
+      <w:proofErr w:type="spellEnd"/>
+      <w:r>
+        <w:rPr>
+          <w:rFonts w:ascii="Segoe UI" w:hAnsi="Segoe UI" w:cs="Segoe UI"/>
+          <w:sz w:val="21"/>
+          <w:szCs w:val="21"/>
+        </w:rPr>
+        <w:t>[</w:t>
+      </w:r>
+      <w:proofErr w:type="spellStart"/>
+      <w:r>
+        <w:rPr>
+          <w:rFonts w:ascii="Segoe UI" w:hAnsi="Segoe UI" w:cs="Segoe UI"/>
+          <w:sz w:val="21"/>
+          <w:szCs w:val="21"/>
+        </w:rPr>
+        <w:t>i</w:t>
+      </w:r>
+      <w:proofErr w:type="spellEnd"/>
+      <w:r>
+        <w:rPr>
+          <w:rFonts w:ascii="Segoe UI" w:hAnsi="Segoe UI" w:cs="Segoe UI"/>
+          <w:sz w:val="21"/>
+          <w:szCs w:val="21"/>
+        </w:rPr>
+        <w:t>]==</w:t>
+      </w:r>
+      <w:proofErr w:type="spellStart"/>
+      <w:r>
+        <w:rPr>
+          <w:rFonts w:ascii="Segoe UI" w:hAnsi="Segoe UI" w:cs="Segoe UI"/>
+          <w:sz w:val="21"/>
+          <w:szCs w:val="21"/>
+        </w:rPr>
+        <w:t>nums</w:t>
+      </w:r>
+      <w:proofErr w:type="spellEnd"/>
+      <w:r>
+        <w:rPr>
+          <w:rFonts w:ascii="Segoe UI" w:hAnsi="Segoe UI" w:cs="Segoe UI"/>
+          <w:sz w:val="21"/>
+          <w:szCs w:val="21"/>
+        </w:rPr>
+        <w:t>[i+1]){</w:t>
       </w:r>
     </w:p>
     <w:p>
@@ -1350,7 +1686,61 @@
           <w:sz w:val="21"/>
           <w:szCs w:val="21"/>
         </w:rPr>
-        <w:t xml:space="preserve">                ans=nums[i];</w:t>
+        <w:t xml:space="preserve">                </w:t>
+      </w:r>
+      <w:proofErr w:type="spellStart"/>
+      <w:r>
+        <w:rPr>
+          <w:rFonts w:ascii="Segoe UI" w:hAnsi="Segoe UI" w:cs="Segoe UI"/>
+          <w:sz w:val="21"/>
+          <w:szCs w:val="21"/>
+        </w:rPr>
+        <w:t>ans</w:t>
+      </w:r>
+      <w:proofErr w:type="spellEnd"/>
+      <w:r>
+        <w:rPr>
+          <w:rFonts w:ascii="Segoe UI" w:hAnsi="Segoe UI" w:cs="Segoe UI"/>
+          <w:sz w:val="21"/>
+          <w:szCs w:val="21"/>
+        </w:rPr>
+        <w:t>=</w:t>
+      </w:r>
+      <w:proofErr w:type="spellStart"/>
+      <w:r>
+        <w:rPr>
+          <w:rFonts w:ascii="Segoe UI" w:hAnsi="Segoe UI" w:cs="Segoe UI"/>
+          <w:sz w:val="21"/>
+          <w:szCs w:val="21"/>
+        </w:rPr>
+        <w:t>nums</w:t>
+      </w:r>
+      <w:proofErr w:type="spellEnd"/>
+      <w:r>
+        <w:rPr>
+          <w:rFonts w:ascii="Segoe UI" w:hAnsi="Segoe UI" w:cs="Segoe UI"/>
+          <w:sz w:val="21"/>
+          <w:szCs w:val="21"/>
+        </w:rPr>
+        <w:t>[</w:t>
+      </w:r>
+      <w:proofErr w:type="spellStart"/>
+      <w:r>
+        <w:rPr>
+          <w:rFonts w:ascii="Segoe UI" w:hAnsi="Segoe UI" w:cs="Segoe UI"/>
+          <w:sz w:val="21"/>
+          <w:szCs w:val="21"/>
+        </w:rPr>
+        <w:t>i</w:t>
+      </w:r>
+      <w:proofErr w:type="spellEnd"/>
+      <w:r>
+        <w:rPr>
+          <w:rFonts w:ascii="Segoe UI" w:hAnsi="Segoe UI" w:cs="Segoe UI"/>
+          <w:sz w:val="21"/>
+          <w:szCs w:val="21"/>
+        </w:rPr>
+        <w:t>];</w:t>
       </w:r>
     </w:p>
     <w:p>
@@ -1410,7 +1800,25 @@
           <w:sz w:val="21"/>
           <w:szCs w:val="21"/>
         </w:rPr>
-        <w:t xml:space="preserve">            return ans;</w:t>
+        <w:t xml:space="preserve">            return </w:t>
+      </w:r>
+      <w:proofErr w:type="spellStart"/>
+      <w:r>
+        <w:rPr>
+          <w:rFonts w:ascii="Segoe UI" w:hAnsi="Segoe UI" w:cs="Segoe UI"/>
+          <w:sz w:val="21"/>
+          <w:szCs w:val="21"/>
+        </w:rPr>
+        <w:t>ans</w:t>
+      </w:r>
+      <w:proofErr w:type="spellEnd"/>
+      <w:r>
+        <w:rPr>
+          <w:rFonts w:ascii="Segoe UI" w:hAnsi="Segoe UI" w:cs="Segoe UI"/>
+          <w:sz w:val="21"/>
+          <w:szCs w:val="21"/>
+        </w:rPr>
+        <w:t>;</w:t>
       </w:r>
     </w:p>
     <w:p>
@@ -1450,7 +1858,43 @@
           <w:sz w:val="21"/>
           <w:szCs w:val="21"/>
         </w:rPr>
-        <w:t>But this Approach Changed the Array if is use hasMap and set then other Space gonna use so that’s why I go through solution and find this interesting article.</w:t>
+        <w:t xml:space="preserve">But this Approach Changed the Array if is use </w:t>
+      </w:r>
+      <w:proofErr w:type="spellStart"/>
+      <w:r>
+        <w:rPr>
+          <w:rFonts w:ascii="Segoe UI" w:hAnsi="Segoe UI" w:cs="Segoe UI"/>
+          <w:sz w:val="21"/>
+          <w:szCs w:val="21"/>
+        </w:rPr>
+        <w:t>hasMap</w:t>
+      </w:r>
+      <w:proofErr w:type="spellEnd"/>
+      <w:r>
+        <w:rPr>
+          <w:rFonts w:ascii="Segoe UI" w:hAnsi="Segoe UI" w:cs="Segoe UI"/>
+          <w:sz w:val="21"/>
+          <w:szCs w:val="21"/>
+        </w:rPr>
+        <w:t xml:space="preserve"> and set then other Space </w:t>
+      </w:r>
+      <w:proofErr w:type="spellStart"/>
+      <w:r>
+        <w:rPr>
+          <w:rFonts w:ascii="Segoe UI" w:hAnsi="Segoe UI" w:cs="Segoe UI"/>
+          <w:sz w:val="21"/>
+          <w:szCs w:val="21"/>
+        </w:rPr>
+        <w:t>gonna</w:t>
+      </w:r>
+      <w:proofErr w:type="spellEnd"/>
+      <w:r>
+        <w:rPr>
+          <w:rFonts w:ascii="Segoe UI" w:hAnsi="Segoe UI" w:cs="Segoe UI"/>
+          <w:sz w:val="21"/>
+          <w:szCs w:val="21"/>
+        </w:rPr>
+        <w:t xml:space="preserve"> use so that’s why I go through solution and find this interesting article.</w:t>
       </w:r>
     </w:p>
     <w:p>
@@ -1581,7 +2025,25 @@
           <w:color w:val="546E7A"/>
           <w:shd w:val="clear" w:color="auto" w:fill="F7F9FA"/>
         </w:rPr>
-        <w:t>f(x) = nums[x]</w:t>
+        <w:t xml:space="preserve">f(x) = </w:t>
+      </w:r>
+      <w:proofErr w:type="spellStart"/>
+      <w:r>
+        <w:rPr>
+          <w:rStyle w:val="HTMLCode"/>
+          <w:color w:val="546E7A"/>
+          <w:shd w:val="clear" w:color="auto" w:fill="F7F9FA"/>
+        </w:rPr>
+        <w:t>nums</w:t>
+      </w:r>
+      <w:proofErr w:type="spellEnd"/>
+      <w:r>
+        <w:rPr>
+          <w:rStyle w:val="HTMLCode"/>
+          <w:color w:val="546E7A"/>
+          <w:shd w:val="clear" w:color="auto" w:fill="F7F9FA"/>
+        </w:rPr>
+        <w:t>[x]</w:t>
       </w:r>
       <w:r>
         <w:rPr>
@@ -1597,7 +2059,115 @@
           <w:color w:val="546E7A"/>
           <w:shd w:val="clear" w:color="auto" w:fill="F7F9FA"/>
         </w:rPr>
-        <w:t>x, nums[x], nums[nums[x]], nums[nums[nums[x]]], ...</w:t>
+        <w:t xml:space="preserve">x, </w:t>
+      </w:r>
+      <w:proofErr w:type="spellStart"/>
+      <w:r>
+        <w:rPr>
+          <w:rStyle w:val="HTMLCode"/>
+          <w:color w:val="546E7A"/>
+          <w:shd w:val="clear" w:color="auto" w:fill="F7F9FA"/>
+        </w:rPr>
+        <w:t>nums</w:t>
+      </w:r>
+      <w:proofErr w:type="spellEnd"/>
+      <w:r>
+        <w:rPr>
+          <w:rStyle w:val="HTMLCode"/>
+          <w:color w:val="546E7A"/>
+          <w:shd w:val="clear" w:color="auto" w:fill="F7F9FA"/>
+        </w:rPr>
+        <w:t xml:space="preserve">[x], </w:t>
+      </w:r>
+      <w:proofErr w:type="spellStart"/>
+      <w:r>
+        <w:rPr>
+          <w:rStyle w:val="HTMLCode"/>
+          <w:color w:val="546E7A"/>
+          <w:shd w:val="clear" w:color="auto" w:fill="F7F9FA"/>
+        </w:rPr>
+        <w:t>nums</w:t>
+      </w:r>
+      <w:proofErr w:type="spellEnd"/>
+      <w:r>
+        <w:rPr>
+          <w:rStyle w:val="HTMLCode"/>
+          <w:color w:val="546E7A"/>
+          <w:shd w:val="clear" w:color="auto" w:fill="F7F9FA"/>
+        </w:rPr>
+        <w:t>[</w:t>
+      </w:r>
+      <w:proofErr w:type="spellStart"/>
+      <w:r>
+        <w:rPr>
+          <w:rStyle w:val="HTMLCode"/>
+          <w:color w:val="546E7A"/>
+          <w:shd w:val="clear" w:color="auto" w:fill="F7F9FA"/>
+        </w:rPr>
+        <w:t>nums</w:t>
+      </w:r>
+      <w:proofErr w:type="spellEnd"/>
+      <w:r>
+        <w:rPr>
+          <w:rStyle w:val="HTMLCode"/>
+          <w:color w:val="546E7A"/>
+          <w:shd w:val="clear" w:color="auto" w:fill="F7F9FA"/>
+        </w:rPr>
+        <w:t xml:space="preserve">[x]], </w:t>
+      </w:r>
+      <w:proofErr w:type="spellStart"/>
+      <w:r>
+        <w:rPr>
+          <w:rStyle w:val="HTMLCode"/>
+          <w:color w:val="546E7A"/>
+          <w:shd w:val="clear" w:color="auto" w:fill="F7F9FA"/>
+        </w:rPr>
+        <w:t>nums</w:t>
+      </w:r>
+      <w:proofErr w:type="spellEnd"/>
+      <w:r>
+        <w:rPr>
+          <w:rStyle w:val="HTMLCode"/>
+          <w:color w:val="546E7A"/>
+          <w:shd w:val="clear" w:color="auto" w:fill="F7F9FA"/>
+        </w:rPr>
+        <w:t>[</w:t>
+      </w:r>
+      <w:proofErr w:type="spellStart"/>
+      <w:r>
+        <w:rPr>
+          <w:rStyle w:val="HTMLCode"/>
+          <w:color w:val="546E7A"/>
+          <w:shd w:val="clear" w:color="auto" w:fill="F7F9FA"/>
+        </w:rPr>
+        <w:t>nums</w:t>
+      </w:r>
+      <w:proofErr w:type="spellEnd"/>
+      <w:r>
+        <w:rPr>
+          <w:rStyle w:val="HTMLCode"/>
+          <w:color w:val="546E7A"/>
+          <w:shd w:val="clear" w:color="auto" w:fill="F7F9FA"/>
+        </w:rPr>
+        <w:t>[</w:t>
+      </w:r>
+      <w:proofErr w:type="spellStart"/>
+      <w:r>
+        <w:rPr>
+          <w:rStyle w:val="HTMLCode"/>
+          <w:color w:val="546E7A"/>
+          <w:shd w:val="clear" w:color="auto" w:fill="F7F9FA"/>
+        </w:rPr>
+        <w:t>nums</w:t>
+      </w:r>
+      <w:proofErr w:type="spellEnd"/>
+      <w:r>
+        <w:rPr>
+          <w:rStyle w:val="HTMLCode"/>
+          <w:color w:val="546E7A"/>
+          <w:shd w:val="clear" w:color="auto" w:fill="F7F9FA"/>
+        </w:rPr>
+        <w:t>[x]]], ...</w:t>
       </w:r>
       <w:r>
         <w:rPr>
@@ -1625,7 +2195,25 @@
           <w:sz w:val="21"/>
           <w:szCs w:val="21"/>
         </w:rPr>
-        <w:t>Each new element in the sequence is an element in nums at the index of the </w:t>
+        <w:t xml:space="preserve">Each new element in the sequence is an element in </w:t>
+      </w:r>
+      <w:proofErr w:type="spellStart"/>
+      <w:r>
+        <w:rPr>
+          <w:rFonts w:ascii="Segoe UI" w:hAnsi="Segoe UI" w:cs="Segoe UI"/>
+          <w:sz w:val="21"/>
+          <w:szCs w:val="21"/>
+        </w:rPr>
+        <w:t>nums</w:t>
+      </w:r>
+      <w:proofErr w:type="spellEnd"/>
+      <w:r>
+        <w:rPr>
+          <w:rFonts w:ascii="Segoe UI" w:hAnsi="Segoe UI" w:cs="Segoe UI"/>
+          <w:sz w:val="21"/>
+          <w:szCs w:val="21"/>
+        </w:rPr>
+        <w:t xml:space="preserve"> at the index of the </w:t>
       </w:r>
       <w:r>
         <w:rPr>
@@ -1670,7 +2258,25 @@
           <w:color w:val="546E7A"/>
           <w:shd w:val="clear" w:color="auto" w:fill="F7F9FA"/>
         </w:rPr>
-        <w:t>x = nums[0]</w:t>
+        <w:t xml:space="preserve">x = </w:t>
+      </w:r>
+      <w:proofErr w:type="spellStart"/>
+      <w:r>
+        <w:rPr>
+          <w:rStyle w:val="HTMLCode"/>
+          <w:color w:val="546E7A"/>
+          <w:shd w:val="clear" w:color="auto" w:fill="F7F9FA"/>
+        </w:rPr>
+        <w:t>nums</w:t>
+      </w:r>
+      <w:proofErr w:type="spellEnd"/>
+      <w:r>
+        <w:rPr>
+          <w:rStyle w:val="HTMLCode"/>
+          <w:color w:val="546E7A"/>
+          <w:shd w:val="clear" w:color="auto" w:fill="F7F9FA"/>
+        </w:rPr>
+        <w:t>[0]</w:t>
       </w:r>
       <w:r>
         <w:rPr>
@@ -1700,6 +2306,7 @@
         </w:rPr>
         <w:t>The cycle appears because </w:t>
       </w:r>
+      <w:proofErr w:type="spellStart"/>
       <w:r>
         <w:rPr>
           <w:rStyle w:val="HTMLCode"/>
@@ -1708,6 +2315,7 @@
         </w:rPr>
         <w:t>nums</w:t>
       </w:r>
+      <w:proofErr w:type="spellEnd"/>
       <w:r>
         <w:rPr>
           <w:rFonts w:ascii="Segoe UI" w:hAnsi="Segoe UI" w:cs="Segoe UI"/>
@@ -2033,7 +2641,43 @@
           <w:color w:val="546E7A"/>
           <w:shd w:val="clear" w:color="auto" w:fill="F7F9FA"/>
         </w:rPr>
-        <w:t>hare = nums[nums[hare]]</w:t>
+        <w:t xml:space="preserve">hare = </w:t>
+      </w:r>
+      <w:proofErr w:type="spellStart"/>
+      <w:r>
+        <w:rPr>
+          <w:rStyle w:val="HTMLCode"/>
+          <w:color w:val="546E7A"/>
+          <w:shd w:val="clear" w:color="auto" w:fill="F7F9FA"/>
+        </w:rPr>
+        <w:t>nums</w:t>
+      </w:r>
+      <w:proofErr w:type="spellEnd"/>
+      <w:r>
+        <w:rPr>
+          <w:rStyle w:val="HTMLCode"/>
+          <w:color w:val="546E7A"/>
+          <w:shd w:val="clear" w:color="auto" w:fill="F7F9FA"/>
+        </w:rPr>
+        <w:t>[</w:t>
+      </w:r>
+      <w:proofErr w:type="spellStart"/>
+      <w:r>
+        <w:rPr>
+          <w:rStyle w:val="HTMLCode"/>
+          <w:color w:val="546E7A"/>
+          <w:shd w:val="clear" w:color="auto" w:fill="F7F9FA"/>
+        </w:rPr>
+        <w:t>nums</w:t>
+      </w:r>
+      <w:proofErr w:type="spellEnd"/>
+      <w:r>
+        <w:rPr>
+          <w:rStyle w:val="HTMLCode"/>
+          <w:color w:val="546E7A"/>
+          <w:shd w:val="clear" w:color="auto" w:fill="F7F9FA"/>
+        </w:rPr>
+        <w:t>[hare]]</w:t>
       </w:r>
       <w:r>
         <w:rPr>
@@ -2049,7 +2693,25 @@
           <w:color w:val="546E7A"/>
           <w:shd w:val="clear" w:color="auto" w:fill="F7F9FA"/>
         </w:rPr>
-        <w:t>tortoise = nums[tortoise]</w:t>
+        <w:t xml:space="preserve">tortoise = </w:t>
+      </w:r>
+      <w:proofErr w:type="spellStart"/>
+      <w:r>
+        <w:rPr>
+          <w:rStyle w:val="HTMLCode"/>
+          <w:color w:val="546E7A"/>
+          <w:shd w:val="clear" w:color="auto" w:fill="F7F9FA"/>
+        </w:rPr>
+        <w:t>nums</w:t>
+      </w:r>
+      <w:proofErr w:type="spellEnd"/>
+      <w:r>
+        <w:rPr>
+          <w:rStyle w:val="HTMLCode"/>
+          <w:color w:val="546E7A"/>
+          <w:shd w:val="clear" w:color="auto" w:fill="F7F9FA"/>
+        </w:rPr>
+        <w:t>[tortoise]</w:t>
       </w:r>
       <w:r>
         <w:rPr>
@@ -2324,7 +2986,27 @@
           <w:szCs w:val="25"/>
           <w:bdr w:val="none" w:sz="0" w:space="0" w:color="auto" w:frame="1"/>
         </w:rPr>
-        <w:t>2(F + a) = F + nC + a</w:t>
+        <w:t xml:space="preserve">2(F + a) = F + </w:t>
+      </w:r>
+      <w:proofErr w:type="spellStart"/>
+      <w:r>
+        <w:rPr>
+          <w:rStyle w:val="katex-mathml"/>
+          <w:sz w:val="25"/>
+          <w:szCs w:val="25"/>
+          <w:bdr w:val="none" w:sz="0" w:space="0" w:color="auto" w:frame="1"/>
+        </w:rPr>
+        <w:t>nC</w:t>
+      </w:r>
+      <w:proofErr w:type="spellEnd"/>
+      <w:r>
+        <w:rPr>
+          <w:rStyle w:val="katex-mathml"/>
+          <w:sz w:val="25"/>
+          <w:szCs w:val="25"/>
+          <w:bdr w:val="none" w:sz="0" w:space="0" w:color="auto" w:frame="1"/>
+        </w:rPr>
+        <w:t xml:space="preserve"> + a</w:t>
       </w:r>
       <w:r>
         <w:rPr>
@@ -2342,6 +3024,7 @@
         </w:rPr>
         <w:t>(</w:t>
       </w:r>
+      <w:proofErr w:type="spellStart"/>
       <w:r>
         <w:rPr>
           <w:rStyle w:val="mord"/>
@@ -2372,6 +3055,7 @@
         </w:rPr>
         <w:t>a</w:t>
       </w:r>
+      <w:proofErr w:type="spellEnd"/>
       <w:r>
         <w:rPr>
           <w:rStyle w:val="mclose"/>
@@ -2388,6 +3072,7 @@
         </w:rPr>
         <w:t>=</w:t>
       </w:r>
+      <w:proofErr w:type="spellStart"/>
       <w:r>
         <w:rPr>
           <w:rStyle w:val="mord"/>
@@ -2437,6 +3122,7 @@
         </w:rPr>
         <w:t>a</w:t>
       </w:r>
+      <w:proofErr w:type="spellEnd"/>
       <w:r>
         <w:rPr>
           <w:rFonts w:ascii="Segoe UI" w:hAnsi="Segoe UI" w:cs="Segoe UI"/>
@@ -2445,6 +3131,7 @@
         </w:rPr>
         <w:t>, where </w:t>
       </w:r>
+      <w:proofErr w:type="spellStart"/>
       <w:r>
         <w:rPr>
           <w:rStyle w:val="katex-mathml"/>
@@ -2465,6 +3152,7 @@
         </w:rPr>
         <w:t>n</w:t>
       </w:r>
+      <w:proofErr w:type="spellEnd"/>
       <w:r>
         <w:rPr>
           <w:rFonts w:ascii="Segoe UI" w:hAnsi="Segoe UI" w:cs="Segoe UI"/>
@@ -2500,7 +3188,17 @@
           <w:szCs w:val="25"/>
           <w:bdr w:val="none" w:sz="0" w:space="0" w:color="auto" w:frame="1"/>
         </w:rPr>
-        <w:t>F + a = nC</w:t>
+        <w:t xml:space="preserve">F + a = </w:t>
+      </w:r>
+      <w:proofErr w:type="spellStart"/>
+      <w:r>
+        <w:rPr>
+          <w:rStyle w:val="katex-mathml"/>
+          <w:sz w:val="25"/>
+          <w:szCs w:val="25"/>
+          <w:bdr w:val="none" w:sz="0" w:space="0" w:color="auto" w:frame="1"/>
+        </w:rPr>
+        <w:t>nC</w:t>
       </w:r>
       <w:r>
         <w:rPr>
@@ -2532,6 +3230,7 @@
         </w:rPr>
         <w:t>a</w:t>
       </w:r>
+      <w:proofErr w:type="spellEnd"/>
       <w:r>
         <w:rPr>
           <w:rStyle w:val="mrel"/>
@@ -2540,6 +3239,7 @@
         </w:rPr>
         <w:t>=</w:t>
       </w:r>
+      <w:proofErr w:type="spellStart"/>
       <w:r>
         <w:rPr>
           <w:rStyle w:val="mord"/>
@@ -2551,6 +3251,7 @@
         </w:rPr>
         <w:t>nC</w:t>
       </w:r>
+      <w:proofErr w:type="spellEnd"/>
       <w:r>
         <w:rPr>
           <w:rFonts w:ascii="Segoe UI" w:hAnsi="Segoe UI" w:cs="Segoe UI"/>
@@ -2594,7 +3295,25 @@
           <w:color w:val="546E7A"/>
           <w:shd w:val="clear" w:color="auto" w:fill="F7F9FA"/>
         </w:rPr>
-        <w:t>tortoise = nums[tortoise]</w:t>
+        <w:t xml:space="preserve">tortoise = </w:t>
+      </w:r>
+      <w:proofErr w:type="spellStart"/>
+      <w:r>
+        <w:rPr>
+          <w:rStyle w:val="HTMLCode"/>
+          <w:color w:val="546E7A"/>
+          <w:shd w:val="clear" w:color="auto" w:fill="F7F9FA"/>
+        </w:rPr>
+        <w:t>nums</w:t>
+      </w:r>
+      <w:proofErr w:type="spellEnd"/>
+      <w:r>
+        <w:rPr>
+          <w:rStyle w:val="HTMLCode"/>
+          <w:color w:val="546E7A"/>
+          <w:shd w:val="clear" w:color="auto" w:fill="F7F9FA"/>
+        </w:rPr>
+        <w:t>[tortoise]</w:t>
       </w:r>
       <w:r>
         <w:rPr>
@@ -2610,7 +3329,25 @@
           <w:color w:val="546E7A"/>
           <w:shd w:val="clear" w:color="auto" w:fill="F7F9FA"/>
         </w:rPr>
-        <w:t>hare = nums[hare]</w:t>
+        <w:t xml:space="preserve">hare = </w:t>
+      </w:r>
+      <w:proofErr w:type="spellStart"/>
+      <w:r>
+        <w:rPr>
+          <w:rStyle w:val="HTMLCode"/>
+          <w:color w:val="546E7A"/>
+          <w:shd w:val="clear" w:color="auto" w:fill="F7F9FA"/>
+        </w:rPr>
+        <w:t>nums</w:t>
+      </w:r>
+      <w:proofErr w:type="spellEnd"/>
+      <w:r>
+        <w:rPr>
+          <w:rStyle w:val="HTMLCode"/>
+          <w:color w:val="546E7A"/>
+          <w:shd w:val="clear" w:color="auto" w:fill="F7F9FA"/>
+        </w:rPr>
+        <w:t>[hare]</w:t>
       </w:r>
       <w:r>
         <w:rPr>
@@ -2847,7 +3584,17 @@
           <w:szCs w:val="25"/>
           <w:bdr w:val="none" w:sz="0" w:space="0" w:color="auto" w:frame="1"/>
         </w:rPr>
-        <w:t>F + a = nC</w:t>
+        <w:t xml:space="preserve">F + a = </w:t>
+      </w:r>
+      <w:proofErr w:type="spellStart"/>
+      <w:r>
+        <w:rPr>
+          <w:rStyle w:val="katex-mathml"/>
+          <w:sz w:val="25"/>
+          <w:szCs w:val="25"/>
+          <w:bdr w:val="none" w:sz="0" w:space="0" w:color="auto" w:frame="1"/>
+        </w:rPr>
+        <w:t>nC</w:t>
       </w:r>
       <w:r>
         <w:rPr>
@@ -2879,6 +3626,7 @@
         </w:rPr>
         <w:t>a</w:t>
       </w:r>
+      <w:proofErr w:type="spellEnd"/>
       <w:r>
         <w:rPr>
           <w:rStyle w:val="mrel"/>
@@ -2887,6 +3635,7 @@
         </w:rPr>
         <w:t>=</w:t>
       </w:r>
+      <w:proofErr w:type="spellStart"/>
       <w:r>
         <w:rPr>
           <w:rStyle w:val="mord"/>
@@ -2898,6 +3647,7 @@
         </w:rPr>
         <w:t>nC</w:t>
       </w:r>
+      <w:proofErr w:type="spellEnd"/>
       <w:r>
         <w:rPr>
           <w:rFonts w:ascii="Segoe UI" w:hAnsi="Segoe UI" w:cs="Segoe UI"/>
@@ -2906,6 +3656,7 @@
         </w:rPr>
         <w:t>, so its position after F steps is </w:t>
       </w:r>
+      <w:proofErr w:type="spellStart"/>
       <w:r>
         <w:rPr>
           <w:rStyle w:val="katex-mathml"/>
@@ -2913,7 +3664,27 @@
           <w:szCs w:val="25"/>
           <w:bdr w:val="none" w:sz="0" w:space="0" w:color="auto" w:frame="1"/>
         </w:rPr>
-        <w:t>nC + F</w:t>
+        <w:t>nC</w:t>
+      </w:r>
+      <w:proofErr w:type="spellEnd"/>
+      <w:r>
+        <w:rPr>
+          <w:rStyle w:val="katex-mathml"/>
+          <w:sz w:val="25"/>
+          <w:szCs w:val="25"/>
+          <w:bdr w:val="none" w:sz="0" w:space="0" w:color="auto" w:frame="1"/>
+        </w:rPr>
+        <w:t xml:space="preserve"> + </w:t>
+      </w:r>
+      <w:proofErr w:type="spellStart"/>
+      <w:r>
+        <w:rPr>
+          <w:rStyle w:val="katex-mathml"/>
+          <w:sz w:val="25"/>
+          <w:szCs w:val="25"/>
+          <w:bdr w:val="none" w:sz="0" w:space="0" w:color="auto" w:frame="1"/>
+        </w:rPr>
+        <w:t>F</w:t>
       </w:r>
       <w:r>
         <w:rPr>
@@ -2945,6 +3716,7 @@
         </w:rPr>
         <w:t>F</w:t>
       </w:r>
+      <w:proofErr w:type="spellEnd"/>
       <w:r>
         <w:rPr>
           <w:rFonts w:ascii="Segoe UI" w:hAnsi="Segoe UI" w:cs="Segoe UI"/>
@@ -3007,6 +3779,212 @@
       </w:r>
     </w:p>
     <w:p/>
+    <w:p>
+      <w:r>
+        <w:t>Code-</w:t>
+      </w:r>
+    </w:p>
+    <w:p>
+      <w:pPr>
+        <w:pStyle w:val="NormalWeb"/>
+        <w:shd w:val="clear" w:color="auto" w:fill="FFFFFF"/>
+        <w:spacing w:after="240"/>
+        <w:rPr>
+          <w:rFonts w:ascii="Segoe UI" w:hAnsi="Segoe UI" w:cs="Segoe UI"/>
+          <w:sz w:val="21"/>
+          <w:szCs w:val="21"/>
+        </w:rPr>
+      </w:pPr>
+      <w:r>
+        <w:rPr>
+          <w:rFonts w:ascii="Segoe UI" w:hAnsi="Segoe UI" w:cs="Segoe UI"/>
+          <w:sz w:val="21"/>
+          <w:szCs w:val="21"/>
+        </w:rPr>
+        <w:lastRenderedPageBreak/>
+        <w:t xml:space="preserve">int </w:t>
+      </w:r>
+      <w:proofErr w:type="spellStart"/>
+      <w:r>
+        <w:rPr>
+          <w:rFonts w:ascii="Segoe UI" w:hAnsi="Segoe UI" w:cs="Segoe UI"/>
+          <w:sz w:val="21"/>
+          <w:szCs w:val="21"/>
+        </w:rPr>
+        <w:t>findDuplicate</w:t>
+      </w:r>
+      <w:proofErr w:type="spellEnd"/>
+      <w:r>
+        <w:rPr>
+          <w:rFonts w:ascii="Segoe UI" w:hAnsi="Segoe UI" w:cs="Segoe UI"/>
+          <w:sz w:val="21"/>
+          <w:szCs w:val="21"/>
+        </w:rPr>
+        <w:t xml:space="preserve">(vector&lt;int&gt;&amp; </w:t>
+      </w:r>
+      <w:proofErr w:type="spellStart"/>
+      <w:r>
+        <w:rPr>
+          <w:rFonts w:ascii="Segoe UI" w:hAnsi="Segoe UI" w:cs="Segoe UI"/>
+          <w:sz w:val="21"/>
+          <w:szCs w:val="21"/>
+        </w:rPr>
+        <w:t>nums</w:t>
+      </w:r>
+      <w:proofErr w:type="spellEnd"/>
+      <w:r>
+        <w:rPr>
+          <w:rFonts w:ascii="Segoe UI" w:hAnsi="Segoe UI" w:cs="Segoe UI"/>
+          <w:sz w:val="21"/>
+          <w:szCs w:val="21"/>
+        </w:rPr>
+        <w:t>) {</w:t>
+      </w:r>
+    </w:p>
+    <w:p>
+      <w:r>
+        <w:t>int slow=</w:t>
+      </w:r>
+      <w:proofErr w:type="spellStart"/>
+      <w:r>
+        <w:t>nums</w:t>
+      </w:r>
+      <w:proofErr w:type="spellEnd"/>
+      <w:r>
+        <w:t>[0];</w:t>
+      </w:r>
+    </w:p>
+    <w:p>
+      <w:r>
+        <w:t xml:space="preserve">        int fast=</w:t>
+      </w:r>
+      <w:proofErr w:type="spellStart"/>
+      <w:r>
+        <w:t>nums</w:t>
+      </w:r>
+      <w:proofErr w:type="spellEnd"/>
+      <w:r>
+        <w:t>[0];</w:t>
+      </w:r>
+    </w:p>
+    <w:p>
+      <w:r>
+        <w:t xml:space="preserve">        </w:t>
+      </w:r>
+    </w:p>
+    <w:p>
+      <w:r>
+        <w:t xml:space="preserve">        do{</w:t>
+      </w:r>
+    </w:p>
+    <w:p>
+      <w:r>
+        <w:t xml:space="preserve">            slow=</w:t>
+      </w:r>
+      <w:proofErr w:type="spellStart"/>
+      <w:r>
+        <w:t>nums</w:t>
+      </w:r>
+      <w:proofErr w:type="spellEnd"/>
+      <w:r>
+        <w:t>[slow];</w:t>
+      </w:r>
+    </w:p>
+    <w:p>
+      <w:r>
+        <w:t xml:space="preserve">            fast=</w:t>
+      </w:r>
+      <w:proofErr w:type="spellStart"/>
+      <w:r>
+        <w:t>nums</w:t>
+      </w:r>
+      <w:proofErr w:type="spellEnd"/>
+      <w:r>
+        <w:t>[</w:t>
+      </w:r>
+      <w:proofErr w:type="spellStart"/>
+      <w:r>
+        <w:t>nums</w:t>
+      </w:r>
+      <w:proofErr w:type="spellEnd"/>
+      <w:r>
+        <w:t>[fast]];</w:t>
+      </w:r>
+    </w:p>
+    <w:p>
+      <w:r>
+        <w:t xml:space="preserve">        }while(slow!=fast);</w:t>
+      </w:r>
+    </w:p>
+    <w:p>
+      <w:r>
+        <w:t xml:space="preserve">        </w:t>
+      </w:r>
+    </w:p>
+    <w:p>
+      <w:r>
+        <w:t xml:space="preserve">        fast=</w:t>
+      </w:r>
+      <w:proofErr w:type="spellStart"/>
+      <w:r>
+        <w:t>nums</w:t>
+      </w:r>
+      <w:proofErr w:type="spellEnd"/>
+      <w:r>
+        <w:t>[0];</w:t>
+      </w:r>
+    </w:p>
+    <w:p>
+      <w:r>
+        <w:t xml:space="preserve">        while(slow!=fast){</w:t>
+      </w:r>
+    </w:p>
+    <w:p>
+      <w:r>
+        <w:t xml:space="preserve">         slow=</w:t>
+      </w:r>
+      <w:proofErr w:type="spellStart"/>
+      <w:r>
+        <w:t>nums</w:t>
+      </w:r>
+      <w:proofErr w:type="spellEnd"/>
+      <w:r>
+        <w:t>[slow];</w:t>
+      </w:r>
+    </w:p>
+    <w:p>
+      <w:r>
+        <w:t xml:space="preserve">         fast=</w:t>
+      </w:r>
+      <w:proofErr w:type="spellStart"/>
+      <w:r>
+        <w:t>nums</w:t>
+      </w:r>
+      <w:proofErr w:type="spellEnd"/>
+      <w:r>
+        <w:t>[fast];</w:t>
+      </w:r>
+    </w:p>
+    <w:p>
+      <w:r>
+        <w:t xml:space="preserve">        }</w:t>
+      </w:r>
+    </w:p>
+    <w:p>
+      <w:r>
+        <w:t xml:space="preserve">        </w:t>
+      </w:r>
+    </w:p>
+    <w:p>
+      <w:r>
+        <w:t xml:space="preserve">        return slow;</w:t>
+      </w:r>
+    </w:p>
+    <w:p>
+      <w:r>
+        <w:t>}</w:t>
+      </w:r>
+    </w:p>
     <w:sectPr>
       <w:pgSz w:w="12240" w:h="15840"/>
       <w:pgMar w:top="1440" w:right="1440" w:bottom="1440" w:left="1440" w:header="720" w:footer="720" w:gutter="0"/>
@@ -3601,6 +4579,7 @@
     <w:lsdException w:name="HTML Sample" w:semiHidden="1" w:unhideWhenUsed="1"/>
     <w:lsdException w:name="HTML Typewriter" w:semiHidden="1" w:unhideWhenUsed="1"/>
     <w:lsdException w:name="HTML Variable" w:semiHidden="1" w:unhideWhenUsed="1"/>
+    <w:lsdException w:name="Normal Table" w:semiHidden="1" w:unhideWhenUsed="1"/>
     <w:lsdException w:name="annotation subject" w:semiHidden="1" w:unhideWhenUsed="1"/>
     <w:lsdException w:name="No List" w:semiHidden="1" w:unhideWhenUsed="1"/>
     <w:lsdException w:name="Outline List 1" w:semiHidden="1" w:unhideWhenUsed="1"/>
@@ -3647,8 +4626,10 @@
     <w:lsdException w:name="Table Subtle 2" w:semiHidden="1" w:unhideWhenUsed="1"/>
     <w:lsdException w:name="Table Web 1" w:semiHidden="1" w:unhideWhenUsed="1"/>
     <w:lsdException w:name="Table Web 2" w:semiHidden="1" w:unhideWhenUsed="1"/>
+    <w:lsdException w:name="Table Web 3" w:semiHidden="1" w:unhideWhenUsed="1"/>
     <w:lsdException w:name="Balloon Text" w:semiHidden="1" w:unhideWhenUsed="1"/>
     <w:lsdException w:name="Table Grid" w:uiPriority="39"/>
+    <w:lsdException w:name="Table Theme" w:semiHidden="1" w:unhideWhenUsed="1"/>
     <w:lsdException w:name="Placeholder Text" w:semiHidden="1"/>
     <w:lsdException w:name="No Spacing" w:uiPriority="1" w:qFormat="1"/>
     <w:lsdException w:name="Light Shading" w:uiPriority="60"/>
